--- a/05-google-docs/01_Программа-и-образовательные-результаты.docx
+++ b/05-google-docs/01_Программа-и-образовательные-результаты.docx
@@ -175,7 +175,7 @@
           </w:tcPr>
           <w:p>
             <w:r>
-              <w:t>Ты управляешь ИИ через спецификацию и контроль качества — не угадываешь промптами.</w:t>
+              <w:t>Ты управляешь ИИ через спецификацию и контроль качества.</w:t>
             </w:r>
           </w:p>
         </w:tc>
